--- a/docs/qa/BOB-249/closure_evidence_20260926.docx
+++ b/docs/qa/BOB-249/closure_evidence_20260926.docx
@@ -111,7 +111,7 @@
         <w:t xml:space="preserve"> </w:t>
       </w:r>
       <w:r>
-        <w:t xml:space="preserve">integration</w:t>
+        <w:t xml:space="preserve">unit, integration</w:t>
       </w:r>
     </w:p>
     <w:bookmarkStart w:id="9" w:name="what-was-reported"/>
